--- a/Backend/src/templates/qas/FOR Acta QA Telefonía digital E1.docx
+++ b/Backend/src/templates/qas/FOR Acta QA Telefonía digital E1.docx
@@ -61,6 +61,10 @@
         </w:rPr>
         <w:tab/>
       </w:r>
+      <w:r>
+        <w:tab/>
+        <w:t>{visita_numero}</w:t>
+      </w:r>
     </w:p>
     <w:p>
       <w:pPr>
@@ -94,6 +98,10 @@
         </w:rPr>
         <w:tab/>
       </w:r>
+      <w:r>
+        <w:tab/>
+        <w:t>{fecha_ejecucion}</w:t>
+      </w:r>
     </w:p>
     <w:p>
       <w:pPr>
@@ -135,6 +143,10 @@
         </w:rPr>
         <w:tab/>
       </w:r>
+      <w:r>
+        <w:tab/>
+        <w:t>{hora_inicio}</w:t>
+      </w:r>
     </w:p>
     <w:p>
       <w:pPr>
@@ -168,6 +180,10 @@
         </w:rPr>
         <w:tab/>
       </w:r>
+      <w:r>
+        <w:tab/>
+        <w:t>{tiempo_transporte}</w:t>
+      </w:r>
     </w:p>
     <w:p>
       <w:pPr>
@@ -201,6 +217,10 @@
         </w:rPr>
         <w:tab/>
       </w:r>
+      <w:r>
+        <w:tab/>
+        <w:t>{tiempo_antesala}</w:t>
+      </w:r>
     </w:p>
     <w:p>
       <w:pPr>
@@ -234,6 +254,10 @@
         </w:rPr>
         <w:tab/>
       </w:r>
+      <w:r>
+        <w:tab/>
+        <w:t>{tiempo_ejecucion}</w:t>
+      </w:r>
     </w:p>
     <w:p>
       <w:pPr>
@@ -293,6 +317,10 @@
         </w:rPr>
         <w:tab/>
       </w:r>
+      <w:r>
+        <w:tab/>
+        <w:t>{tiempo_espera_claro}</w:t>
+      </w:r>
     </w:p>
     <w:p>
       <w:pPr>
@@ -334,6 +362,10 @@
         </w:rPr>
         <w:tab/>
       </w:r>
+      <w:r>
+        <w:tab/>
+        <w:t>{hora_salida}</w:t>
+      </w:r>
     </w:p>
     <w:p>
       <w:pPr>
@@ -376,6 +408,10 @@
         </w:rPr>
         <w:tab/>
       </w:r>
+      <w:r>
+        <w:tab/>
+        <w:t>{ingeniero_outsourcing}</w:t>
+      </w:r>
     </w:p>
     <w:p>
       <w:pPr>
@@ -417,6 +453,10 @@
         </w:rPr>
         <w:tab/>
       </w:r>
+      <w:r>
+        <w:tab/>
+        <w:t>{multimetro}</w:t>
+      </w:r>
     </w:p>
     <w:p>
       <w:pPr>
@@ -450,6 +490,10 @@
         </w:rPr>
         <w:tab/>
       </w:r>
+      <w:r>
+        <w:tab/>
+        <w:t>{analizador_ber}</w:t>
+      </w:r>
     </w:p>
     <w:p>
       <w:pPr>
@@ -491,6 +535,10 @@
         </w:rPr>
         <w:tab/>
       </w:r>
+      <w:r>
+        <w:tab/>
+        <w:t>{soporte_claro}</w:t>
+      </w:r>
     </w:p>
     <w:p>
       <w:pPr>
@@ -532,6 +580,10 @@
         </w:rPr>
         <w:tab/>
       </w:r>
+      <w:r>
+        <w:tab/>
+        <w:t>{firma_acta}</w:t>
+      </w:r>
     </w:p>
     <w:p>
       <w:pPr>
@@ -574,6 +626,10 @@
         </w:rPr>
         <w:tab/>
       </w:r>
+      <w:r>
+        <w:tab/>
+        <w:t>{caso_seguimiento}</w:t>
+      </w:r>
     </w:p>
     <w:p>
       <w:pPr>
@@ -598,6 +654,10 @@
           <w:lang w:val="es-CO"/>
         </w:rPr>
         <w:tab/>
+      </w:r>
+      <w:r>
+        <w:tab/>
+        <w:t>{problemas_instalacion}</w:t>
       </w:r>
     </w:p>
     <w:p>
@@ -661,6 +721,10 @@
         </w:rPr>
         <w:tab/>
       </w:r>
+      <w:r>
+        <w:tab/>
+        <w:t>{fase_neutro}</w:t>
+      </w:r>
     </w:p>
     <w:p>
       <w:pPr>
@@ -705,6 +769,10 @@
         </w:rPr>
         <w:tab/>
       </w:r>
+      <w:r>
+        <w:tab/>
+        <w:t>{fase_tierra}</w:t>
+      </w:r>
     </w:p>
     <w:p>
       <w:pPr>
@@ -741,6 +809,10 @@
         </w:rPr>
         <w:tab/>
       </w:r>
+      <w:r>
+        <w:tab/>
+        <w:t>{neutro_tierra}</w:t>
+      </w:r>
     </w:p>
     <w:p>
       <w:pPr>
@@ -767,6 +839,10 @@
         </w:rPr>
         <w:t>Lugar de Instalación de Equipos:</w:t>
       </w:r>
+      <w:r>
+        <w:tab/>
+        <w:t>{lugar_instalacion}</w:t>
+      </w:r>
     </w:p>
     <w:p>
       <w:pPr>
@@ -801,6 +877,10 @@
           <w:lang w:val="es-CO"/>
         </w:rPr>
         <w:t>Observaciones:</w:t>
+      </w:r>
+      <w:r>
+        <w:tab/>
+        <w:t>{observaciones}</w:t>
       </w:r>
     </w:p>
     <w:p>
@@ -1025,6 +1105,9 @@
                 <w:lang w:val="es-CO"/>
               </w:rPr>
             </w:pPr>
+            <w:r>
+              <w:t>{equipo_instalado_1_tipo}</w:t>
+            </w:r>
           </w:p>
         </w:tc>
         <w:tc>
@@ -1041,6 +1124,9 @@
                 <w:lang w:val="es-CO"/>
               </w:rPr>
             </w:pPr>
+            <w:r>
+              <w:t>{equipo_instalado_1_marca}</w:t>
+            </w:r>
           </w:p>
         </w:tc>
         <w:tc>
@@ -1057,6 +1143,9 @@
                 <w:lang w:val="es-CO"/>
               </w:rPr>
             </w:pPr>
+            <w:r>
+              <w:t>{equipo_instalado_1_modelo}</w:t>
+            </w:r>
           </w:p>
         </w:tc>
         <w:tc>
@@ -1073,6 +1162,9 @@
                 <w:lang w:val="es-CO"/>
               </w:rPr>
             </w:pPr>
+            <w:r>
+              <w:t>{equipo_instalado_1_serial}</w:t>
+            </w:r>
           </w:p>
         </w:tc>
         <w:tc>
@@ -1089,6 +1181,9 @@
                 <w:lang w:val="es-CO"/>
               </w:rPr>
             </w:pPr>
+            <w:r>
+              <w:t>{equipo_instalado_1_placa}</w:t>
+            </w:r>
           </w:p>
         </w:tc>
       </w:tr>
@@ -1107,6 +1202,9 @@
                 <w:lang w:val="es-CO"/>
               </w:rPr>
             </w:pPr>
+            <w:r>
+              <w:t>{equipo_instalado_2_tipo}</w:t>
+            </w:r>
           </w:p>
         </w:tc>
         <w:tc>
@@ -1123,6 +1221,9 @@
                 <w:lang w:val="es-CO"/>
               </w:rPr>
             </w:pPr>
+            <w:r>
+              <w:t>{equipo_instalado_2_marca}</w:t>
+            </w:r>
           </w:p>
         </w:tc>
         <w:tc>
@@ -1139,6 +1240,9 @@
                 <w:lang w:val="es-CO"/>
               </w:rPr>
             </w:pPr>
+            <w:r>
+              <w:t>{equipo_instalado_2_modelo}</w:t>
+            </w:r>
           </w:p>
         </w:tc>
         <w:tc>
@@ -1155,6 +1259,9 @@
                 <w:lang w:val="es-CO"/>
               </w:rPr>
             </w:pPr>
+            <w:r>
+              <w:t>{equipo_instalado_2_serial}</w:t>
+            </w:r>
           </w:p>
         </w:tc>
         <w:tc>
@@ -1171,6 +1278,9 @@
                 <w:lang w:val="es-CO"/>
               </w:rPr>
             </w:pPr>
+            <w:r>
+              <w:t>{equipo_instalado_2_placa}</w:t>
+            </w:r>
           </w:p>
         </w:tc>
       </w:tr>
@@ -1189,6 +1299,9 @@
                 <w:lang w:val="es-CO"/>
               </w:rPr>
             </w:pPr>
+            <w:r>
+              <w:t>{equipo_instalado_3_tipo}</w:t>
+            </w:r>
           </w:p>
         </w:tc>
         <w:tc>
@@ -1205,6 +1318,9 @@
                 <w:lang w:val="es-CO"/>
               </w:rPr>
             </w:pPr>
+            <w:r>
+              <w:t>{equipo_instalado_3_marca}</w:t>
+            </w:r>
           </w:p>
         </w:tc>
         <w:tc>
@@ -1221,6 +1337,9 @@
                 <w:lang w:val="es-CO"/>
               </w:rPr>
             </w:pPr>
+            <w:r>
+              <w:t>{equipo_instalado_3_modelo}</w:t>
+            </w:r>
           </w:p>
         </w:tc>
         <w:tc>
@@ -1237,6 +1356,9 @@
                 <w:lang w:val="es-CO"/>
               </w:rPr>
             </w:pPr>
+            <w:r>
+              <w:t>{equipo_instalado_3_serial}</w:t>
+            </w:r>
           </w:p>
         </w:tc>
         <w:tc>
@@ -1253,6 +1375,9 @@
                 <w:lang w:val="es-CO"/>
               </w:rPr>
             </w:pPr>
+            <w:r>
+              <w:t>{equipo_instalado_3_placa}</w:t>
+            </w:r>
           </w:p>
         </w:tc>
       </w:tr>
@@ -1271,6 +1396,9 @@
                 <w:lang w:val="es-CO"/>
               </w:rPr>
             </w:pPr>
+            <w:r>
+              <w:t>{equipo_instalado_4_tipo}</w:t>
+            </w:r>
           </w:p>
         </w:tc>
         <w:tc>
@@ -1287,6 +1415,9 @@
                 <w:lang w:val="es-CO"/>
               </w:rPr>
             </w:pPr>
+            <w:r>
+              <w:t>{equipo_instalado_4_marca}</w:t>
+            </w:r>
           </w:p>
         </w:tc>
         <w:tc>
@@ -1303,6 +1434,9 @@
                 <w:lang w:val="es-CO"/>
               </w:rPr>
             </w:pPr>
+            <w:r>
+              <w:t>{equipo_instalado_4_modelo}</w:t>
+            </w:r>
           </w:p>
         </w:tc>
         <w:tc>
@@ -1319,6 +1453,9 @@
                 <w:lang w:val="es-CO"/>
               </w:rPr>
             </w:pPr>
+            <w:r>
+              <w:t>{equipo_instalado_4_serial}</w:t>
+            </w:r>
           </w:p>
         </w:tc>
         <w:tc>
@@ -1335,6 +1472,9 @@
                 <w:lang w:val="es-CO"/>
               </w:rPr>
             </w:pPr>
+            <w:r>
+              <w:t>{equipo_instalado_4_placa}</w:t>
+            </w:r>
           </w:p>
         </w:tc>
       </w:tr>
@@ -1554,6 +1694,9 @@
                 <w:lang w:val="es-CO"/>
               </w:rPr>
             </w:pPr>
+            <w:r>
+              <w:t>{equipo_desinstalado_1_tipo}</w:t>
+            </w:r>
           </w:p>
         </w:tc>
         <w:tc>
@@ -1570,6 +1713,9 @@
                 <w:lang w:val="es-CO"/>
               </w:rPr>
             </w:pPr>
+            <w:r>
+              <w:t>{equipo_desinstalado_1_marca}</w:t>
+            </w:r>
           </w:p>
         </w:tc>
         <w:tc>
@@ -1586,6 +1732,9 @@
                 <w:lang w:val="es-CO"/>
               </w:rPr>
             </w:pPr>
+            <w:r>
+              <w:t>{equipo_desinstalado_1_modelo}</w:t>
+            </w:r>
           </w:p>
         </w:tc>
         <w:tc>
@@ -1602,6 +1751,9 @@
                 <w:lang w:val="es-CO"/>
               </w:rPr>
             </w:pPr>
+            <w:r>
+              <w:t>{equipo_desinstalado_1_serial}</w:t>
+            </w:r>
           </w:p>
         </w:tc>
         <w:tc>
@@ -1618,6 +1770,9 @@
                 <w:lang w:val="es-CO"/>
               </w:rPr>
             </w:pPr>
+            <w:r>
+              <w:t>{equipo_desinstalado_1_placa}</w:t>
+            </w:r>
           </w:p>
         </w:tc>
       </w:tr>
@@ -1636,6 +1791,9 @@
                 <w:lang w:val="es-CO"/>
               </w:rPr>
             </w:pPr>
+            <w:r>
+              <w:t>{equipo_desinstalado_2_tipo}</w:t>
+            </w:r>
           </w:p>
         </w:tc>
         <w:tc>
@@ -1652,6 +1810,9 @@
                 <w:lang w:val="es-CO"/>
               </w:rPr>
             </w:pPr>
+            <w:r>
+              <w:t>{equipo_desinstalado_2_marca}</w:t>
+            </w:r>
           </w:p>
         </w:tc>
         <w:tc>
@@ -1668,6 +1829,9 @@
                 <w:lang w:val="es-CO"/>
               </w:rPr>
             </w:pPr>
+            <w:r>
+              <w:t>{equipo_desinstalado_2_modelo}</w:t>
+            </w:r>
           </w:p>
         </w:tc>
         <w:tc>
@@ -1684,6 +1848,9 @@
                 <w:lang w:val="es-CO"/>
               </w:rPr>
             </w:pPr>
+            <w:r>
+              <w:t>{equipo_desinstalado_2_serial}</w:t>
+            </w:r>
           </w:p>
         </w:tc>
         <w:tc>
@@ -1700,6 +1867,9 @@
                 <w:lang w:val="es-CO"/>
               </w:rPr>
             </w:pPr>
+            <w:r>
+              <w:t>{equipo_desinstalado_2_placa}</w:t>
+            </w:r>
           </w:p>
         </w:tc>
       </w:tr>
@@ -1718,6 +1888,9 @@
                 <w:lang w:val="es-CO"/>
               </w:rPr>
             </w:pPr>
+            <w:r>
+              <w:t>{equipo_desinstalado_3_tipo}</w:t>
+            </w:r>
           </w:p>
         </w:tc>
         <w:tc>
@@ -1734,6 +1907,9 @@
                 <w:lang w:val="es-CO"/>
               </w:rPr>
             </w:pPr>
+            <w:r>
+              <w:t>{equipo_desinstalado_3_marca}</w:t>
+            </w:r>
           </w:p>
         </w:tc>
         <w:tc>
@@ -1750,6 +1926,9 @@
                 <w:lang w:val="es-CO"/>
               </w:rPr>
             </w:pPr>
+            <w:r>
+              <w:t>{equipo_desinstalado_3_modelo}</w:t>
+            </w:r>
           </w:p>
         </w:tc>
         <w:tc>
@@ -1766,6 +1945,9 @@
                 <w:lang w:val="es-CO"/>
               </w:rPr>
             </w:pPr>
+            <w:r>
+              <w:t>{equipo_desinstalado_3_serial}</w:t>
+            </w:r>
           </w:p>
         </w:tc>
         <w:tc>
@@ -1782,6 +1964,9 @@
                 <w:lang w:val="es-CO"/>
               </w:rPr>
             </w:pPr>
+            <w:r>
+              <w:t>{equipo_desinstalado_3_placa}</w:t>
+            </w:r>
           </w:p>
         </w:tc>
       </w:tr>
@@ -1800,6 +1985,9 @@
                 <w:lang w:val="es-CO"/>
               </w:rPr>
             </w:pPr>
+            <w:r>
+              <w:t>{equipo_desinstalado_4_tipo}</w:t>
+            </w:r>
           </w:p>
         </w:tc>
         <w:tc>
@@ -1816,6 +2004,9 @@
                 <w:lang w:val="es-CO"/>
               </w:rPr>
             </w:pPr>
+            <w:r>
+              <w:t>{equipo_desinstalado_4_marca}</w:t>
+            </w:r>
           </w:p>
         </w:tc>
         <w:tc>
@@ -1832,6 +2023,9 @@
                 <w:lang w:val="es-CO"/>
               </w:rPr>
             </w:pPr>
+            <w:r>
+              <w:t>{equipo_desinstalado_4_modelo}</w:t>
+            </w:r>
           </w:p>
         </w:tc>
         <w:tc>
@@ -1848,6 +2042,9 @@
                 <w:lang w:val="es-CO"/>
               </w:rPr>
             </w:pPr>
+            <w:r>
+              <w:t>{equipo_desinstalado_4_serial}</w:t>
+            </w:r>
           </w:p>
         </w:tc>
         <w:tc>
@@ -1864,6 +2061,9 @@
                 <w:lang w:val="es-CO"/>
               </w:rPr>
             </w:pPr>
+            <w:r>
+              <w:t>{equipo_desinstalado_4_placa}</w:t>
+            </w:r>
           </w:p>
         </w:tc>
       </w:tr>
@@ -1934,6 +2134,10 @@
           <w:lang w:val="es-CO"/>
         </w:rPr>
         <w:t>Foto antes de la instalación (400x300 pixeles).</w:t>
+      </w:r>
+      <w:r>
+        <w:tab/>
+        <w:t>{foto_antes_instalacion}</w:t>
       </w:r>
     </w:p>
     <w:p>
@@ -2037,6 +2241,10 @@
         </w:rPr>
         <w:t>Foto después de la Instalación (400x300 pixeles).</w:t>
       </w:r>
+      <w:r>
+        <w:tab/>
+        <w:t>{foto_despues_instalacion}</w:t>
+      </w:r>
     </w:p>
     <w:p>
       <w:pPr>
@@ -2150,6 +2358,10 @@
         <w:lastRenderedPageBreak/>
         <w:t>Foto marquillas (400x300 pixeles).</w:t>
       </w:r>
+      <w:r>
+        <w:tab/>
+        <w:t>{foto_marquillas}</w:t>
+      </w:r>
     </w:p>
     <w:p>
       <w:pPr>
@@ -2252,6 +2464,10 @@
         </w:rPr>
         <w:t>Foto tomas eléctricas (400x300 pixeles).</w:t>
       </w:r>
+      <w:r>
+        <w:tab/>
+        <w:t>{foto_tomas_electricas}</w:t>
+      </w:r>
     </w:p>
     <w:p>
       <w:pPr>
@@ -2367,6 +2583,10 @@
         <w:lastRenderedPageBreak/>
         <w:t>Foto Voltaje [Relación Neutro-Tierra] (400x300 pixeles).</w:t>
       </w:r>
+      <w:r>
+        <w:tab/>
+        <w:t>{foto_voltaje}</w:t>
+      </w:r>
     </w:p>
     <w:p>
       <w:pPr>
@@ -2503,6 +2723,10 @@
         </w:rPr>
         <w:t xml:space="preserve"> </w:t>
       </w:r>
+      <w:r>
+        <w:br/>
+        <w:t>{telefonia_e1_evidencia_version_firmware}</w:t>
+      </w:r>
     </w:p>
     <w:p>
       <w:pPr>
@@ -2739,6 +2963,10 @@
         </w:rPr>
         <w:t>s) de voz</w:t>
       </w:r>
+      <w:r>
+        <w:br/>
+        <w:t>{telefonia_e1_config_router_terminales}</w:t>
+      </w:r>
     </w:p>
     <w:p>
       <w:pPr>
@@ -2994,6 +3222,10 @@
         </w:rPr>
         <w:t>interconexión (juniper, huawei,cisco) hacia plataforma de voz</w:t>
       </w:r>
+      <w:r>
+        <w:br/>
+        <w:t>{telefonia_e1_conectividad_plataforma_voz}</w:t>
+      </w:r>
     </w:p>
     <w:p>
       <w:pPr>
@@ -3088,6 +3320,10 @@
         </w:rPr>
         <w:t>conectividad entre equipo de interconexión (juniper,huawei,cisco) hacia audiocodec</w:t>
       </w:r>
+      <w:r>
+        <w:br/>
+        <w:t>{telefonia_e1_conectividad_audiocodec}</w:t>
+      </w:r>
     </w:p>
     <w:p>
       <w:pPr>
@@ -3193,6 +3429,10 @@
           <w:lang w:val="es-CO"/>
         </w:rPr>
         <w:t>Verificación estado de línea y protocolo de la interfaz  E1/T1</w:t>
+      </w:r>
+      <w:r>
+        <w:br/>
+        <w:t>{telefonia_e1_estado_linea_protocolo}</w:t>
       </w:r>
     </w:p>
     <w:p>
@@ -3972,6 +4212,10 @@
               </w:rPr>
               <w:t>CLARO</w:t>
             </w:r>
+            <w:r>
+              <w:br/>
+              <w:t>{telefonia_e1_pstn_1_operador}</w:t>
+            </w:r>
           </w:p>
         </w:tc>
         <w:tc>
@@ -4000,6 +4244,10 @@
               </w:rPr>
               <w:t>7480000</w:t>
             </w:r>
+            <w:r>
+              <w:br/>
+              <w:t>{telefonia_e1_pstn_1_numero_marcado}</w:t>
+            </w:r>
           </w:p>
         </w:tc>
         <w:tc>
@@ -4028,6 +4276,10 @@
               </w:rPr>
               <w:t>SI/NO</w:t>
             </w:r>
+            <w:r>
+              <w:br/>
+              <w:t>{telefonia_e1_pstn_1_llamada_entrante}</w:t>
+            </w:r>
           </w:p>
         </w:tc>
         <w:tc>
@@ -4055,6 +4307,10 @@
                 <w:szCs w:val="16"/>
               </w:rPr>
               <w:t>SI/NO</w:t>
+            </w:r>
+            <w:r>
+              <w:br/>
+              <w:t>{telefonia_e1_pstn_1_llamada_saliente}</w:t>
             </w:r>
           </w:p>
         </w:tc>
@@ -4085,6 +4341,14 @@
               </w:rPr>
               <w:t>SI/NO</w:t>
             </w:r>
+            <w:r>
+              <w:br/>
+              <w:t>{telefonia_e1_pstn_1_llamada_saliente}</w:t>
+            </w:r>
+            <w:r>
+              <w:br/>
+              <w:t>{telefonia_e1_pstn_1_audio}</w:t>
+            </w:r>
           </w:p>
         </w:tc>
         <w:tc>
@@ -4114,6 +4378,14 @@
               </w:rPr>
               <w:t>SI/NO</w:t>
             </w:r>
+            <w:r>
+              <w:br/>
+              <w:t>{telefonia_e1_pstn_1_audio}</w:t>
+            </w:r>
+            <w:r>
+              <w:br/>
+              <w:t>{telefonia_e1_pstn_1_retardo_eco}</w:t>
+            </w:r>
           </w:p>
         </w:tc>
         <w:tc>
@@ -4142,6 +4414,10 @@
               </w:rPr>
               <w:t>SI/NO</w:t>
             </w:r>
+            <w:r>
+              <w:br/>
+              <w:t>{telefonia_e1_pstn_1_ruido}</w:t>
+            </w:r>
           </w:p>
         </w:tc>
         <w:tc>
@@ -4167,6 +4443,10 @@
                 <w:szCs w:val="16"/>
               </w:rPr>
               <w:t>SI/NO</w:t>
+            </w:r>
+            <w:r>
+              <w:br/>
+              <w:t>{telefonia_e1_pstn_1_dtmf}</w:t>
             </w:r>
           </w:p>
         </w:tc>
@@ -4200,6 +4480,10 @@
               </w:rPr>
               <w:t>OTRO</w:t>
             </w:r>
+            <w:r>
+              <w:br/>
+              <w:t>{telefonia_e1_pstn_2_operador}</w:t>
+            </w:r>
           </w:p>
         </w:tc>
         <w:tc>
@@ -4218,6 +4502,9 @@
                 <w:szCs w:val="16"/>
               </w:rPr>
             </w:pPr>
+            <w:r>
+              <w:t>{telefonia_e1_pstn_2_numero_marcado}</w:t>
+            </w:r>
           </w:p>
         </w:tc>
         <w:tc>
@@ -4236,6 +4523,9 @@
                 <w:szCs w:val="16"/>
               </w:rPr>
             </w:pPr>
+            <w:r>
+              <w:t>{telefonia_e1_pstn_2_llamada_entrante}</w:t>
+            </w:r>
           </w:p>
         </w:tc>
         <w:tc>
@@ -4254,6 +4544,9 @@
                 <w:szCs w:val="16"/>
               </w:rPr>
             </w:pPr>
+            <w:r>
+              <w:t>{telefonia_e1_pstn_2_llamada_saliente}</w:t>
+            </w:r>
           </w:p>
         </w:tc>
         <w:tc>
@@ -4273,6 +4566,13 @@
                 <w:szCs w:val="16"/>
               </w:rPr>
             </w:pPr>
+            <w:r>
+              <w:t>{telefonia_e1_pstn_2_llamada_saliente}</w:t>
+            </w:r>
+            <w:r>
+              <w:br/>
+              <w:t>{telefonia_e1_pstn_2_audio}</w:t>
+            </w:r>
           </w:p>
         </w:tc>
         <w:tc>
@@ -4292,6 +4592,13 @@
                 <w:szCs w:val="16"/>
               </w:rPr>
             </w:pPr>
+            <w:r>
+              <w:t>{telefonia_e1_pstn_2_audio}</w:t>
+            </w:r>
+            <w:r>
+              <w:br/>
+              <w:t>{telefonia_e1_pstn_2_retardo_eco}</w:t>
+            </w:r>
           </w:p>
         </w:tc>
         <w:tc>
@@ -4310,6 +4617,9 @@
                 <w:szCs w:val="16"/>
               </w:rPr>
             </w:pPr>
+            <w:r>
+              <w:t>{telefonia_e1_pstn_2_ruido}</w:t>
+            </w:r>
           </w:p>
         </w:tc>
         <w:tc>
@@ -4327,6 +4637,9 @@
                 <w:szCs w:val="16"/>
               </w:rPr>
             </w:pPr>
+            <w:r>
+              <w:t>{telefonia_e1_pstn_2_dtmf}</w:t>
+            </w:r>
           </w:p>
         </w:tc>
       </w:tr>
@@ -4360,6 +4673,10 @@
               </w:rPr>
               <w:t>OTRO</w:t>
             </w:r>
+            <w:r>
+              <w:br/>
+              <w:t>{telefonia_e1_pstn_3_operador}</w:t>
+            </w:r>
           </w:p>
         </w:tc>
         <w:tc>
@@ -4378,6 +4695,9 @@
                 <w:szCs w:val="16"/>
               </w:rPr>
             </w:pPr>
+            <w:r>
+              <w:t>{telefonia_e1_pstn_3_numero_marcado}</w:t>
+            </w:r>
           </w:p>
         </w:tc>
         <w:tc>
@@ -4396,6 +4716,9 @@
                 <w:szCs w:val="16"/>
               </w:rPr>
             </w:pPr>
+            <w:r>
+              <w:t>{telefonia_e1_pstn_3_llamada_entrante}</w:t>
+            </w:r>
           </w:p>
         </w:tc>
         <w:tc>
@@ -4414,6 +4737,9 @@
                 <w:szCs w:val="16"/>
               </w:rPr>
             </w:pPr>
+            <w:r>
+              <w:t>{telefonia_e1_pstn_3_llamada_saliente}</w:t>
+            </w:r>
           </w:p>
         </w:tc>
         <w:tc>
@@ -4433,6 +4759,13 @@
                 <w:szCs w:val="16"/>
               </w:rPr>
             </w:pPr>
+            <w:r>
+              <w:t>{telefonia_e1_pstn_3_llamada_saliente}</w:t>
+            </w:r>
+            <w:r>
+              <w:br/>
+              <w:t>{telefonia_e1_pstn_3_audio}</w:t>
+            </w:r>
           </w:p>
         </w:tc>
         <w:tc>
@@ -4452,6 +4785,13 @@
                 <w:szCs w:val="16"/>
               </w:rPr>
             </w:pPr>
+            <w:r>
+              <w:t>{telefonia_e1_pstn_3_audio}</w:t>
+            </w:r>
+            <w:r>
+              <w:br/>
+              <w:t>{telefonia_e1_pstn_3_retardo_eco}</w:t>
+            </w:r>
           </w:p>
         </w:tc>
         <w:tc>
@@ -4470,6 +4810,9 @@
                 <w:szCs w:val="16"/>
               </w:rPr>
             </w:pPr>
+            <w:r>
+              <w:t>{telefonia_e1_pstn_3_ruido}</w:t>
+            </w:r>
           </w:p>
         </w:tc>
         <w:tc>
@@ -4487,6 +4830,9 @@
                 <w:szCs w:val="16"/>
               </w:rPr>
             </w:pPr>
+            <w:r>
+              <w:t>{telefonia_e1_pstn_3_dtmf}</w:t>
+            </w:r>
           </w:p>
         </w:tc>
       </w:tr>
@@ -4818,6 +5164,9 @@
                 <w:szCs w:val="16"/>
               </w:rPr>
             </w:pPr>
+            <w:r>
+              <w:t>{telefonia_e1_pbx_distribuido_1_ciudad}</w:t>
+            </w:r>
           </w:p>
         </w:tc>
       </w:tr>
@@ -4880,6 +5229,10 @@
               </w:rPr>
               <w:t>08##</w:t>
             </w:r>
+            <w:r>
+              <w:br/>
+              <w:t>{telefonia_e1_pbx_distribuido_1_codigo}</w:t>
+            </w:r>
           </w:p>
         </w:tc>
       </w:tr>
@@ -4932,6 +5285,9 @@
                 <w:szCs w:val="16"/>
               </w:rPr>
             </w:pPr>
+            <w:r>
+              <w:t>{telefonia_e1_pbx_distribuido_1_numero}</w:t>
+            </w:r>
           </w:p>
         </w:tc>
       </w:tr>
@@ -5223,6 +5579,10 @@
               </w:rPr>
               <w:t>CLARO</w:t>
             </w:r>
+            <w:r>
+              <w:br/>
+              <w:t>{telefonia_e1_pbx_distribuido_1_llamada_1_operador}</w:t>
+            </w:r>
           </w:p>
         </w:tc>
         <w:tc>
@@ -5251,6 +5611,10 @@
               </w:rPr>
               <w:t>7480000</w:t>
             </w:r>
+            <w:r>
+              <w:br/>
+              <w:t>{telefonia_e1_pbx_distribuido_1_llamada_1_numero_marcado}</w:t>
+            </w:r>
           </w:p>
         </w:tc>
         <w:tc>
@@ -5279,6 +5643,10 @@
               </w:rPr>
               <w:t>SI/NO</w:t>
             </w:r>
+            <w:r>
+              <w:br/>
+              <w:t>{telefonia_e1_pbx_distribuido_1_llamada_1_llamada_entrante}</w:t>
+            </w:r>
           </w:p>
         </w:tc>
         <w:tc>
@@ -5307,6 +5675,10 @@
               </w:rPr>
               <w:t>SI/NO</w:t>
             </w:r>
+            <w:r>
+              <w:br/>
+              <w:t>{telefonia_e1_pbx_distribuido_1_llamada_1_llamada_saliente}</w:t>
+            </w:r>
           </w:p>
         </w:tc>
         <w:tc>
@@ -5335,6 +5707,10 @@
               </w:rPr>
               <w:t>SI/NO</w:t>
             </w:r>
+            <w:r>
+              <w:br/>
+              <w:t>{telefonia_e1_pbx_distribuido_1_llamada_1_audio}</w:t>
+            </w:r>
           </w:p>
         </w:tc>
         <w:tc>
@@ -5363,6 +5739,10 @@
               </w:rPr>
               <w:t>SI/NO</w:t>
             </w:r>
+            <w:r>
+              <w:br/>
+              <w:t>{telefonia_e1_pbx_distribuido_1_llamada_1_retardo_eco}</w:t>
+            </w:r>
           </w:p>
         </w:tc>
         <w:tc>
@@ -5391,6 +5771,10 @@
               </w:rPr>
               <w:t>SI/NO</w:t>
             </w:r>
+            <w:r>
+              <w:br/>
+              <w:t>{telefonia_e1_pbx_distribuido_1_llamada_1_ruido}</w:t>
+            </w:r>
           </w:p>
         </w:tc>
         <w:tc>
@@ -5416,6 +5800,10 @@
                 <w:szCs w:val="16"/>
               </w:rPr>
               <w:t>SI/NO</w:t>
+            </w:r>
+            <w:r>
+              <w:br/>
+              <w:t>{telefonia_e1_pbx_distribuido_1_llamada_1_dtmf}</w:t>
             </w:r>
           </w:p>
         </w:tc>
@@ -5450,6 +5838,10 @@
               </w:rPr>
               <w:t>OTRO</w:t>
             </w:r>
+            <w:r>
+              <w:br/>
+              <w:t>{telefonia_e1_pbx_distribuido_1_llamada_2_operador}</w:t>
+            </w:r>
           </w:p>
         </w:tc>
         <w:tc>
@@ -5468,6 +5860,9 @@
                 <w:szCs w:val="16"/>
               </w:rPr>
             </w:pPr>
+            <w:r>
+              <w:t>{telefonia_e1_pbx_distribuido_1_llamada_2_numero_marcado}</w:t>
+            </w:r>
           </w:p>
         </w:tc>
         <w:tc>
@@ -5486,6 +5881,9 @@
                 <w:szCs w:val="16"/>
               </w:rPr>
             </w:pPr>
+            <w:r>
+              <w:t>{telefonia_e1_pbx_distribuido_1_llamada_2_llamada_entrante}</w:t>
+            </w:r>
           </w:p>
         </w:tc>
         <w:tc>
@@ -5504,6 +5902,9 @@
                 <w:szCs w:val="16"/>
               </w:rPr>
             </w:pPr>
+            <w:r>
+              <w:t>{telefonia_e1_pbx_distribuido_1_llamada_2_llamada_saliente}</w:t>
+            </w:r>
           </w:p>
         </w:tc>
         <w:tc>
@@ -5522,6 +5923,9 @@
                 <w:szCs w:val="16"/>
               </w:rPr>
             </w:pPr>
+            <w:r>
+              <w:t>{telefonia_e1_pbx_distribuido_1_llamada_2_audio}</w:t>
+            </w:r>
           </w:p>
         </w:tc>
         <w:tc>
@@ -5540,6 +5944,9 @@
                 <w:szCs w:val="16"/>
               </w:rPr>
             </w:pPr>
+            <w:r>
+              <w:t>{telefonia_e1_pbx_distribuido_1_llamada_2_retardo_eco}</w:t>
+            </w:r>
           </w:p>
         </w:tc>
         <w:tc>
@@ -5558,6 +5965,9 @@
                 <w:szCs w:val="16"/>
               </w:rPr>
             </w:pPr>
+            <w:r>
+              <w:t>{telefonia_e1_pbx_distribuido_1_llamada_2_ruido}</w:t>
+            </w:r>
           </w:p>
         </w:tc>
         <w:tc>
@@ -5575,6 +5985,9 @@
                 <w:szCs w:val="16"/>
               </w:rPr>
             </w:pPr>
+            <w:r>
+              <w:t>{telefonia_e1_pbx_distribuido_1_llamada_2_dtmf}</w:t>
+            </w:r>
           </w:p>
         </w:tc>
       </w:tr>
@@ -5607,6 +6020,10 @@
               </w:rPr>
               <w:t>OTRO</w:t>
             </w:r>
+            <w:r>
+              <w:br/>
+              <w:t>{telefonia_e1_pbx_distribuido_1_llamada_3_operador}</w:t>
+            </w:r>
           </w:p>
         </w:tc>
         <w:tc>
@@ -5625,6 +6042,9 @@
                 <w:szCs w:val="16"/>
               </w:rPr>
             </w:pPr>
+            <w:r>
+              <w:t>{telefonia_e1_pbx_distribuido_1_llamada_3_numero_marcado}</w:t>
+            </w:r>
           </w:p>
         </w:tc>
         <w:tc>
@@ -5643,6 +6063,9 @@
                 <w:szCs w:val="16"/>
               </w:rPr>
             </w:pPr>
+            <w:r>
+              <w:t>{telefonia_e1_pbx_distribuido_1_llamada_3_llamada_entrante}</w:t>
+            </w:r>
           </w:p>
         </w:tc>
         <w:tc>
@@ -5661,6 +6084,9 @@
                 <w:szCs w:val="16"/>
               </w:rPr>
             </w:pPr>
+            <w:r>
+              <w:t>{telefonia_e1_pbx_distribuido_1_llamada_3_llamada_saliente}</w:t>
+            </w:r>
           </w:p>
         </w:tc>
         <w:tc>
@@ -5679,6 +6105,9 @@
                 <w:szCs w:val="16"/>
               </w:rPr>
             </w:pPr>
+            <w:r>
+              <w:t>{telefonia_e1_pbx_distribuido_1_llamada_3_audio}</w:t>
+            </w:r>
           </w:p>
         </w:tc>
         <w:tc>
@@ -5697,6 +6126,9 @@
                 <w:szCs w:val="16"/>
               </w:rPr>
             </w:pPr>
+            <w:r>
+              <w:t>{telefonia_e1_pbx_distribuido_1_llamada_3_retardo_eco}</w:t>
+            </w:r>
           </w:p>
         </w:tc>
         <w:tc>
@@ -5715,6 +6147,9 @@
                 <w:szCs w:val="16"/>
               </w:rPr>
             </w:pPr>
+            <w:r>
+              <w:t>{telefonia_e1_pbx_distribuido_1_llamada_3_ruido}</w:t>
+            </w:r>
           </w:p>
         </w:tc>
         <w:tc>
@@ -5732,6 +6167,9 @@
                 <w:szCs w:val="16"/>
               </w:rPr>
             </w:pPr>
+            <w:r>
+              <w:t>{telefonia_e1_pbx_distribuido_1_llamada_3_dtmf}</w:t>
+            </w:r>
           </w:p>
         </w:tc>
       </w:tr>
@@ -5818,6 +6256,9 @@
                 <w:szCs w:val="16"/>
               </w:rPr>
             </w:pPr>
+            <w:r>
+              <w:t>{telefonia_e1_pbx_distribuido_2_ciudad}</w:t>
+            </w:r>
           </w:p>
         </w:tc>
       </w:tr>
@@ -5880,6 +6321,10 @@
               </w:rPr>
               <w:t>08##</w:t>
             </w:r>
+            <w:r>
+              <w:br/>
+              <w:t>{telefonia_e1_pbx_distribuido_2_codigo}</w:t>
+            </w:r>
           </w:p>
         </w:tc>
       </w:tr>
@@ -5932,6 +6377,9 @@
                 <w:szCs w:val="16"/>
               </w:rPr>
             </w:pPr>
+            <w:r>
+              <w:t>{telefonia_e1_pbx_distribuido_2_numero}</w:t>
+            </w:r>
           </w:p>
         </w:tc>
       </w:tr>
@@ -6223,6 +6671,10 @@
               </w:rPr>
               <w:t>CLARO</w:t>
             </w:r>
+            <w:r>
+              <w:br/>
+              <w:t>{telefonia_e1_pbx_distribuido_2_llamada_1_operador}</w:t>
+            </w:r>
           </w:p>
         </w:tc>
         <w:tc>
@@ -6260,6 +6712,10 @@
               </w:rPr>
               <w:t>0000</w:t>
             </w:r>
+            <w:r>
+              <w:br/>
+              <w:t>{telefonia_e1_pbx_distribuido_2_llamada_1_numero_marcado}</w:t>
+            </w:r>
           </w:p>
         </w:tc>
         <w:tc>
@@ -6288,6 +6744,10 @@
               </w:rPr>
               <w:t>SI/NO</w:t>
             </w:r>
+            <w:r>
+              <w:br/>
+              <w:t>{telefonia_e1_pbx_distribuido_2_llamada_1_llamada_entrante}</w:t>
+            </w:r>
           </w:p>
         </w:tc>
         <w:tc>
@@ -6316,6 +6776,10 @@
               </w:rPr>
               <w:t>SI/NO</w:t>
             </w:r>
+            <w:r>
+              <w:br/>
+              <w:t>{telefonia_e1_pbx_distribuido_2_llamada_1_llamada_saliente}</w:t>
+            </w:r>
           </w:p>
         </w:tc>
         <w:tc>
@@ -6344,6 +6808,10 @@
               </w:rPr>
               <w:t>SI/NO</w:t>
             </w:r>
+            <w:r>
+              <w:br/>
+              <w:t>{telefonia_e1_pbx_distribuido_2_llamada_1_audio}</w:t>
+            </w:r>
           </w:p>
         </w:tc>
         <w:tc>
@@ -6372,6 +6840,10 @@
               </w:rPr>
               <w:t>SI/NO</w:t>
             </w:r>
+            <w:r>
+              <w:br/>
+              <w:t>{telefonia_e1_pbx_distribuido_2_llamada_1_retardo_eco}</w:t>
+            </w:r>
           </w:p>
         </w:tc>
         <w:tc>
@@ -6400,6 +6872,10 @@
               </w:rPr>
               <w:t>SI/NO</w:t>
             </w:r>
+            <w:r>
+              <w:br/>
+              <w:t>{telefonia_e1_pbx_distribuido_2_llamada_1_ruido}</w:t>
+            </w:r>
           </w:p>
         </w:tc>
         <w:tc>
@@ -6425,6 +6901,10 @@
                 <w:szCs w:val="16"/>
               </w:rPr>
               <w:t>SI/NO</w:t>
+            </w:r>
+            <w:r>
+              <w:br/>
+              <w:t>{telefonia_e1_pbx_distribuido_2_llamada_1_dtmf}</w:t>
             </w:r>
           </w:p>
         </w:tc>
@@ -6459,6 +6939,10 @@
               </w:rPr>
               <w:t>OTRO</w:t>
             </w:r>
+            <w:r>
+              <w:br/>
+              <w:t>{telefonia_e1_pbx_distribuido_2_llamada_2_operador}</w:t>
+            </w:r>
           </w:p>
         </w:tc>
         <w:tc>
@@ -6477,6 +6961,9 @@
                 <w:szCs w:val="16"/>
               </w:rPr>
             </w:pPr>
+            <w:r>
+              <w:t>{telefonia_e1_pbx_distribuido_2_llamada_2_numero_marcado}</w:t>
+            </w:r>
           </w:p>
         </w:tc>
         <w:tc>
@@ -6495,6 +6982,9 @@
                 <w:szCs w:val="16"/>
               </w:rPr>
             </w:pPr>
+            <w:r>
+              <w:t>{telefonia_e1_pbx_distribuido_2_llamada_2_llamada_entrante}</w:t>
+            </w:r>
           </w:p>
         </w:tc>
         <w:tc>
@@ -6513,6 +7003,9 @@
                 <w:szCs w:val="16"/>
               </w:rPr>
             </w:pPr>
+            <w:r>
+              <w:t>{telefonia_e1_pbx_distribuido_2_llamada_2_llamada_saliente}</w:t>
+            </w:r>
           </w:p>
         </w:tc>
         <w:tc>
@@ -6531,6 +7024,9 @@
                 <w:szCs w:val="16"/>
               </w:rPr>
             </w:pPr>
+            <w:r>
+              <w:t>{telefonia_e1_pbx_distribuido_2_llamada_2_audio}</w:t>
+            </w:r>
           </w:p>
         </w:tc>
         <w:tc>
@@ -6549,6 +7045,9 @@
                 <w:szCs w:val="16"/>
               </w:rPr>
             </w:pPr>
+            <w:r>
+              <w:t>{telefonia_e1_pbx_distribuido_2_llamada_2_retardo_eco}</w:t>
+            </w:r>
           </w:p>
         </w:tc>
         <w:tc>
@@ -6567,6 +7066,9 @@
                 <w:szCs w:val="16"/>
               </w:rPr>
             </w:pPr>
+            <w:r>
+              <w:t>{telefonia_e1_pbx_distribuido_2_llamada_2_ruido}</w:t>
+            </w:r>
           </w:p>
         </w:tc>
         <w:tc>
@@ -6584,6 +7086,9 @@
                 <w:szCs w:val="16"/>
               </w:rPr>
             </w:pPr>
+            <w:r>
+              <w:t>{telefonia_e1_pbx_distribuido_2_llamada_2_dtmf}</w:t>
+            </w:r>
           </w:p>
         </w:tc>
       </w:tr>
@@ -6616,6 +7121,10 @@
               </w:rPr>
               <w:t>OTRO</w:t>
             </w:r>
+            <w:r>
+              <w:br/>
+              <w:t>{telefonia_e1_pbx_distribuido_2_llamada_3_operador}</w:t>
+            </w:r>
           </w:p>
         </w:tc>
         <w:tc>
@@ -6634,6 +7143,9 @@
                 <w:szCs w:val="16"/>
               </w:rPr>
             </w:pPr>
+            <w:r>
+              <w:t>{telefonia_e1_pbx_distribuido_2_llamada_3_numero_marcado}</w:t>
+            </w:r>
           </w:p>
         </w:tc>
         <w:tc>
@@ -6652,6 +7164,9 @@
                 <w:szCs w:val="16"/>
               </w:rPr>
             </w:pPr>
+            <w:r>
+              <w:t>{telefonia_e1_pbx_distribuido_2_llamada_3_llamada_entrante}</w:t>
+            </w:r>
           </w:p>
         </w:tc>
         <w:tc>
@@ -6670,6 +7185,9 @@
                 <w:szCs w:val="16"/>
               </w:rPr>
             </w:pPr>
+            <w:r>
+              <w:t>{telefonia_e1_pbx_distribuido_2_llamada_3_llamada_saliente}</w:t>
+            </w:r>
           </w:p>
         </w:tc>
         <w:tc>
@@ -6688,6 +7206,9 @@
                 <w:szCs w:val="16"/>
               </w:rPr>
             </w:pPr>
+            <w:r>
+              <w:t>{telefonia_e1_pbx_distribuido_2_llamada_3_audio}</w:t>
+            </w:r>
           </w:p>
         </w:tc>
         <w:tc>
@@ -6706,6 +7227,9 @@
                 <w:szCs w:val="16"/>
               </w:rPr>
             </w:pPr>
+            <w:r>
+              <w:t>{telefonia_e1_pbx_distribuido_2_llamada_3_retardo_eco}</w:t>
+            </w:r>
           </w:p>
         </w:tc>
         <w:tc>
@@ -6724,6 +7248,9 @@
                 <w:szCs w:val="16"/>
               </w:rPr>
             </w:pPr>
+            <w:r>
+              <w:t>{telefonia_e1_pbx_distribuido_2_llamada_3_ruido}</w:t>
+            </w:r>
           </w:p>
         </w:tc>
         <w:tc>
@@ -6741,6 +7268,9 @@
                 <w:szCs w:val="16"/>
               </w:rPr>
             </w:pPr>
+            <w:r>
+              <w:t>{telefonia_e1_pbx_distribuido_2_llamada_3_dtmf}</w:t>
+            </w:r>
           </w:p>
         </w:tc>
       </w:tr>
@@ -6796,6 +7326,10 @@
           <w:lang w:val="es-CO"/>
         </w:rPr>
         <w:t>Adjuntar print-screen o foto de configuración del analizador</w:t>
+      </w:r>
+      <w:r>
+        <w:br/>
+        <w:t>{telefonia_e1_config_analizador}</w:t>
       </w:r>
     </w:p>
     <w:p>
@@ -7409,6 +7943,10 @@
               </w:rPr>
               <w:t>Ext1</w:t>
             </w:r>
+            <w:r>
+              <w:br/>
+              <w:t>{telefonia_e1_extensiones_1_extension}</w:t>
+            </w:r>
           </w:p>
         </w:tc>
         <w:tc>
@@ -7433,6 +7971,9 @@
                 <w:szCs w:val="16"/>
               </w:rPr>
             </w:pPr>
+            <w:r>
+              <w:t>{telefonia_e1_extensiones_1_numero_asociado}</w:t>
+            </w:r>
           </w:p>
         </w:tc>
         <w:tc>
@@ -7467,6 +8008,10 @@
               </w:rPr>
               <w:t>SI/NO</w:t>
             </w:r>
+            <w:r>
+              <w:br/>
+              <w:t>{telefonia_e1_extensiones_1_llamada_entrante}</w:t>
+            </w:r>
           </w:p>
         </w:tc>
         <w:tc>
@@ -7501,6 +8046,10 @@
               </w:rPr>
               <w:t>SI/NO</w:t>
             </w:r>
+            <w:r>
+              <w:br/>
+              <w:t>{telefonia_e1_extensiones_1_llamada_saliente}</w:t>
+            </w:r>
           </w:p>
         </w:tc>
         <w:tc>
@@ -7535,6 +8084,10 @@
               </w:rPr>
               <w:t>SI/NO</w:t>
             </w:r>
+            <w:r>
+              <w:br/>
+              <w:t>{telefonia_e1_extensiones_1_audio}</w:t>
+            </w:r>
           </w:p>
         </w:tc>
         <w:tc>
@@ -7569,6 +8122,10 @@
               </w:rPr>
               <w:t>SI/NO</w:t>
             </w:r>
+            <w:r>
+              <w:br/>
+              <w:t>{telefonia_e1_extensiones_1_retardo_eco}</w:t>
+            </w:r>
           </w:p>
         </w:tc>
         <w:tc>
@@ -7603,6 +8160,10 @@
               </w:rPr>
               <w:t>SI/NO</w:t>
             </w:r>
+            <w:r>
+              <w:br/>
+              <w:t>{telefonia_e1_extensiones_1_ruido}</w:t>
+            </w:r>
           </w:p>
         </w:tc>
         <w:tc>
@@ -7635,6 +8196,10 @@
                 <w:szCs w:val="16"/>
               </w:rPr>
               <w:t>SI/NO</w:t>
+            </w:r>
+            <w:r>
+              <w:br/>
+              <w:t>{telefonia_e1_extensiones_1_dtmf}</w:t>
             </w:r>
           </w:p>
         </w:tc>
@@ -7675,6 +8240,10 @@
               </w:rPr>
               <w:t>Ext2</w:t>
             </w:r>
+            <w:r>
+              <w:br/>
+              <w:t>{telefonia_e1_extensiones_2_extension}</w:t>
+            </w:r>
           </w:p>
         </w:tc>
         <w:tc>
@@ -7699,6 +8268,9 @@
                 <w:szCs w:val="16"/>
               </w:rPr>
             </w:pPr>
+            <w:r>
+              <w:t>{telefonia_e1_extensiones_2_numero_asociado}</w:t>
+            </w:r>
           </w:p>
         </w:tc>
         <w:tc>
@@ -7723,6 +8295,9 @@
                 <w:szCs w:val="16"/>
               </w:rPr>
             </w:pPr>
+            <w:r>
+              <w:t>{telefonia_e1_extensiones_2_llamada_entrante}</w:t>
+            </w:r>
           </w:p>
         </w:tc>
         <w:tc>
@@ -7747,6 +8322,9 @@
                 <w:szCs w:val="16"/>
               </w:rPr>
             </w:pPr>
+            <w:r>
+              <w:t>{telefonia_e1_extensiones_2_llamada_saliente}</w:t>
+            </w:r>
           </w:p>
         </w:tc>
         <w:tc>
@@ -7771,6 +8349,9 @@
                 <w:szCs w:val="16"/>
               </w:rPr>
             </w:pPr>
+            <w:r>
+              <w:t>{telefonia_e1_extensiones_2_audio}</w:t>
+            </w:r>
           </w:p>
         </w:tc>
         <w:tc>
@@ -7795,6 +8376,9 @@
                 <w:szCs w:val="16"/>
               </w:rPr>
             </w:pPr>
+            <w:r>
+              <w:t>{telefonia_e1_extensiones_2_retardo_eco}</w:t>
+            </w:r>
           </w:p>
         </w:tc>
         <w:tc>
@@ -7819,6 +8403,9 @@
                 <w:szCs w:val="16"/>
               </w:rPr>
             </w:pPr>
+            <w:r>
+              <w:t>{telefonia_e1_extensiones_2_ruido}</w:t>
+            </w:r>
           </w:p>
         </w:tc>
         <w:tc>
@@ -7842,6 +8429,9 @@
                 <w:szCs w:val="16"/>
               </w:rPr>
             </w:pPr>
+            <w:r>
+              <w:t>{telefonia_e1_extensiones_2_dtmf}</w:t>
+            </w:r>
           </w:p>
         </w:tc>
       </w:tr>
@@ -7882,6 +8472,10 @@
               </w:rPr>
               <w:t>Ext3</w:t>
             </w:r>
+            <w:r>
+              <w:br/>
+              <w:t>{telefonia_e1_extensiones_3_extension}</w:t>
+            </w:r>
           </w:p>
         </w:tc>
         <w:tc>
@@ -7906,6 +8500,9 @@
                 <w:szCs w:val="16"/>
               </w:rPr>
             </w:pPr>
+            <w:r>
+              <w:t>{telefonia_e1_extensiones_3_numero_asociado}</w:t>
+            </w:r>
           </w:p>
         </w:tc>
         <w:tc>
@@ -7930,6 +8527,9 @@
                 <w:szCs w:val="16"/>
               </w:rPr>
             </w:pPr>
+            <w:r>
+              <w:t>{telefonia_e1_extensiones_3_llamada_entrante}</w:t>
+            </w:r>
           </w:p>
         </w:tc>
         <w:tc>
@@ -7954,6 +8554,9 @@
                 <w:szCs w:val="16"/>
               </w:rPr>
             </w:pPr>
+            <w:r>
+              <w:t>{telefonia_e1_extensiones_3_llamada_saliente}</w:t>
+            </w:r>
           </w:p>
         </w:tc>
         <w:tc>
@@ -7978,6 +8581,9 @@
                 <w:szCs w:val="16"/>
               </w:rPr>
             </w:pPr>
+            <w:r>
+              <w:t>{telefonia_e1_extensiones_3_audio}</w:t>
+            </w:r>
           </w:p>
         </w:tc>
         <w:tc>
@@ -8002,6 +8608,9 @@
                 <w:szCs w:val="16"/>
               </w:rPr>
             </w:pPr>
+            <w:r>
+              <w:t>{telefonia_e1_extensiones_3_retardo_eco}</w:t>
+            </w:r>
           </w:p>
         </w:tc>
         <w:tc>
@@ -8026,6 +8635,9 @@
                 <w:szCs w:val="16"/>
               </w:rPr>
             </w:pPr>
+            <w:r>
+              <w:t>{telefonia_e1_extensiones_3_ruido}</w:t>
+            </w:r>
           </w:p>
         </w:tc>
         <w:tc>
@@ -8049,6 +8661,9 @@
                 <w:szCs w:val="16"/>
               </w:rPr>
             </w:pPr>
+            <w:r>
+              <w:t>{telefonia_e1_extensiones_3_dtmf}</w:t>
+            </w:r>
           </w:p>
         </w:tc>
       </w:tr>
@@ -8085,6 +8700,10 @@
           <w:lang w:val="es-CO"/>
         </w:rPr>
         <w:t>Pruebas servicios suplementarios</w:t>
+      </w:r>
+      <w:r>
+        <w:br/>
+        <w:t>{telefonia_e1_servicios_suplementarios}</w:t>
       </w:r>
     </w:p>
     <w:p>
@@ -8339,6 +8958,10 @@
               </w:rPr>
               <w:t>7480000</w:t>
             </w:r>
+            <w:r>
+              <w:br/>
+              <w:t>{telefonia_e1_fax_1_numero_destino}</w:t>
+            </w:r>
           </w:p>
         </w:tc>
         <w:tc>
@@ -8367,6 +8990,10 @@
               </w:rPr>
               <w:t>SI/NO</w:t>
             </w:r>
+            <w:r>
+              <w:br/>
+              <w:t>{telefonia_e1_fax_1_fax_recibido}</w:t>
+            </w:r>
           </w:p>
         </w:tc>
         <w:tc>
@@ -8395,6 +9022,10 @@
               </w:rPr>
               <w:t>SI/NO</w:t>
             </w:r>
+            <w:r>
+              <w:br/>
+              <w:t>{telefonia_e1_fax_1_fax_entregado}</w:t>
+            </w:r>
           </w:p>
         </w:tc>
         <w:tc>
@@ -8412,6 +9043,9 @@
                 <w:szCs w:val="16"/>
               </w:rPr>
             </w:pPr>
+            <w:r>
+              <w:t>{telefonia_e1_fax_1_observaciones}</w:t>
+            </w:r>
           </w:p>
         </w:tc>
       </w:tr>
@@ -8435,6 +9069,9 @@
                 <w:szCs w:val="16"/>
               </w:rPr>
             </w:pPr>
+            <w:r>
+              <w:t>{telefonia_e1_fax_2_numero_destino}</w:t>
+            </w:r>
           </w:p>
         </w:tc>
         <w:tc>
@@ -8453,6 +9090,9 @@
                 <w:szCs w:val="16"/>
               </w:rPr>
             </w:pPr>
+            <w:r>
+              <w:t>{telefonia_e1_fax_2_fax_recibido}</w:t>
+            </w:r>
           </w:p>
         </w:tc>
         <w:tc>
@@ -8471,6 +9111,9 @@
                 <w:szCs w:val="16"/>
               </w:rPr>
             </w:pPr>
+            <w:r>
+              <w:t>{telefonia_e1_fax_2_fax_entregado}</w:t>
+            </w:r>
           </w:p>
         </w:tc>
         <w:tc>
@@ -8488,6 +9131,9 @@
                 <w:szCs w:val="16"/>
               </w:rPr>
             </w:pPr>
+            <w:r>
+              <w:t>{telefonia_e1_fax_2_observaciones}</w:t>
+            </w:r>
           </w:p>
         </w:tc>
       </w:tr>
@@ -8883,6 +9529,9 @@
                 <w:lang w:val="en-US"/>
               </w:rPr>
             </w:pPr>
+            <w:r>
+              <w:t>{cliente_conectado_claro_x_si}</w:t>
+            </w:r>
           </w:p>
         </w:tc>
         <w:tc>
@@ -8944,6 +9593,9 @@
                 <w:lang w:val="en-US"/>
               </w:rPr>
             </w:pPr>
+            <w:r>
+              <w:t>{cliente_conectado_claro_x_no}</w:t>
+            </w:r>
           </w:p>
         </w:tc>
       </w:tr>
@@ -9068,6 +9720,9 @@
                 <w:lang w:val="en-US"/>
               </w:rPr>
             </w:pPr>
+            <w:r>
+              <w:t>{equipos_cliente_disponibles_x_si}</w:t>
+            </w:r>
           </w:p>
         </w:tc>
         <w:tc>
@@ -9129,6 +9784,9 @@
                 <w:lang w:val="en-US"/>
               </w:rPr>
             </w:pPr>
+            <w:r>
+              <w:t>{equipos_cliente_disponibles_x_no}</w:t>
+            </w:r>
           </w:p>
         </w:tc>
       </w:tr>
@@ -9234,6 +9892,10 @@
         </w:rPr>
         <w:lastRenderedPageBreak/>
         <w:t>FOTO ACTA DE ENTREGA DE SERVICIO</w:t>
+      </w:r>
+      <w:r>
+        <w:tab/>
+        <w:t>{foto_acta_entrega}</w:t>
       </w:r>
     </w:p>
     <w:p>
